--- a/product/evidence/req-005/sole-trader/code-of-conduct-acknowledgement.docx
+++ b/product/evidence/req-005/sole-trader/code-of-conduct-acknowledgement.docx
@@ -27,8 +27,8 @@
           <w:rFonts w:ascii="Calibri" w:cs="Calibri" w:eastAsia="Calibri" w:hAnsi="Calibri"/>
           <w:i/>
           <w:iCs/>
-          <w:sz w:val="22"/>
-          <w:szCs w:val="22"/>
+          <w:sz w:val="24"/>
+          <w:szCs w:val="24"/>
         </w:rPr>
         <w:t xml:space="preserve">Sunrise Supports</w:t>
       </w:r>
@@ -84,8 +84,6 @@
                 <w:rFonts w:ascii="Calibri" w:cs="Calibri" w:eastAsia="Calibri" w:hAnsi="Calibri"/>
                 <w:b/>
                 <w:bCs/>
-                <w:sz w:val="22"/>
-                <w:szCs w:val="22"/>
               </w:rPr>
               <w:t xml:space="preserve">Item</w:t>
             </w:r>
@@ -108,8 +106,6 @@
                 <w:rFonts w:ascii="Calibri" w:cs="Calibri" w:eastAsia="Calibri" w:hAnsi="Calibri"/>
                 <w:b/>
                 <w:bCs/>
-                <w:sz w:val="22"/>
-                <w:szCs w:val="22"/>
               </w:rPr>
               <w:t xml:space="preserve">Detail</w:t>
             </w:r>
@@ -117,22 +113,23 @@
         </w:tc>
       </w:tr>
       <w:tr>
-        <w:tc>
-          <w:tcPr>
-            <w:tcW w:type="dxa" w:w="4500"/>
-            <w:tcBorders>
-              <w:top w:val="single" w:color="999999" w:sz="4"/>
-              <w:left w:val="single" w:color="999999" w:sz="4"/>
-              <w:bottom w:val="single" w:color="999999" w:sz="4"/>
-              <w:right w:val="single" w:color="999999" w:sz="4"/>
-            </w:tcBorders>
-          </w:tcPr>
-          <w:p>
-            <w:r>
-              <w:rPr>
-                <w:rFonts w:ascii="Calibri" w:cs="Calibri" w:eastAsia="Calibri" w:hAnsi="Calibri"/>
-                <w:sz w:val="22"/>
-                <w:szCs w:val="22"/>
+        <w:trPr>
+          <w:cantSplit/>
+        </w:trPr>
+        <w:tc>
+          <w:tcPr>
+            <w:tcW w:type="dxa" w:w="4500"/>
+            <w:tcBorders>
+              <w:top w:val="single" w:color="999999" w:sz="4"/>
+              <w:left w:val="single" w:color="999999" w:sz="4"/>
+              <w:bottom w:val="single" w:color="999999" w:sz="4"/>
+              <w:right w:val="single" w:color="999999" w:sz="4"/>
+            </w:tcBorders>
+          </w:tcPr>
+          <w:p>
+            <w:r>
+              <w:rPr>
+                <w:rFonts w:ascii="Calibri" w:cs="Calibri" w:eastAsia="Calibri" w:hAnsi="Calibri"/>
               </w:rPr>
               <w:t xml:space="preserve">Document</w:t>
             </w:r>
@@ -152,8 +149,6 @@
             <w:r>
               <w:rPr>
                 <w:rFonts w:ascii="Calibri" w:cs="Calibri" w:eastAsia="Calibri" w:hAnsi="Calibri"/>
-                <w:sz w:val="22"/>
-                <w:szCs w:val="22"/>
               </w:rPr>
               <w:t xml:space="preserve">NDIS Code of Conduct acknowledgement</w:t>
             </w:r>
@@ -161,22 +156,23 @@
         </w:tc>
       </w:tr>
       <w:tr>
-        <w:tc>
-          <w:tcPr>
-            <w:tcW w:type="dxa" w:w="4500"/>
-            <w:tcBorders>
-              <w:top w:val="single" w:color="999999" w:sz="4"/>
-              <w:left w:val="single" w:color="999999" w:sz="4"/>
-              <w:bottom w:val="single" w:color="999999" w:sz="4"/>
-              <w:right w:val="single" w:color="999999" w:sz="4"/>
-            </w:tcBorders>
-          </w:tcPr>
-          <w:p>
-            <w:r>
-              <w:rPr>
-                <w:rFonts w:ascii="Calibri" w:cs="Calibri" w:eastAsia="Calibri" w:hAnsi="Calibri"/>
-                <w:sz w:val="22"/>
-                <w:szCs w:val="22"/>
+        <w:trPr>
+          <w:cantSplit/>
+        </w:trPr>
+        <w:tc>
+          <w:tcPr>
+            <w:tcW w:type="dxa" w:w="4500"/>
+            <w:tcBorders>
+              <w:top w:val="single" w:color="999999" w:sz="4"/>
+              <w:left w:val="single" w:color="999999" w:sz="4"/>
+              <w:bottom w:val="single" w:color="999999" w:sz="4"/>
+              <w:right w:val="single" w:color="999999" w:sz="4"/>
+            </w:tcBorders>
+          </w:tcPr>
+          <w:p>
+            <w:r>
+              <w:rPr>
+                <w:rFonts w:ascii="Calibri" w:cs="Calibri" w:eastAsia="Calibri" w:hAnsi="Calibri"/>
               </w:rPr>
               <w:t xml:space="preserve">Provider</w:t>
             </w:r>
@@ -196,8 +192,6 @@
             <w:r>
               <w:rPr>
                 <w:rFonts w:ascii="Calibri" w:cs="Calibri" w:eastAsia="Calibri" w:hAnsi="Calibri"/>
-                <w:sz w:val="22"/>
-                <w:szCs w:val="22"/>
               </w:rPr>
               <w:t xml:space="preserve">Sunrise Supports</w:t>
             </w:r>
@@ -205,22 +199,23 @@
         </w:tc>
       </w:tr>
       <w:tr>
-        <w:tc>
-          <w:tcPr>
-            <w:tcW w:type="dxa" w:w="4500"/>
-            <w:tcBorders>
-              <w:top w:val="single" w:color="999999" w:sz="4"/>
-              <w:left w:val="single" w:color="999999" w:sz="4"/>
-              <w:bottom w:val="single" w:color="999999" w:sz="4"/>
-              <w:right w:val="single" w:color="999999" w:sz="4"/>
-            </w:tcBorders>
-          </w:tcPr>
-          <w:p>
-            <w:r>
-              <w:rPr>
-                <w:rFonts w:ascii="Calibri" w:cs="Calibri" w:eastAsia="Calibri" w:hAnsi="Calibri"/>
-                <w:sz w:val="22"/>
-                <w:szCs w:val="22"/>
+        <w:trPr>
+          <w:cantSplit/>
+        </w:trPr>
+        <w:tc>
+          <w:tcPr>
+            <w:tcW w:type="dxa" w:w="4500"/>
+            <w:tcBorders>
+              <w:top w:val="single" w:color="999999" w:sz="4"/>
+              <w:left w:val="single" w:color="999999" w:sz="4"/>
+              <w:bottom w:val="single" w:color="999999" w:sz="4"/>
+              <w:right w:val="single" w:color="999999" w:sz="4"/>
+            </w:tcBorders>
+          </w:tcPr>
+          <w:p>
+            <w:r>
+              <w:rPr>
+                <w:rFonts w:ascii="Calibri" w:cs="Calibri" w:eastAsia="Calibri" w:hAnsi="Calibri"/>
               </w:rPr>
               <w:t xml:space="preserve">Version</w:t>
             </w:r>
@@ -240,8 +235,6 @@
             <w:r>
               <w:rPr>
                 <w:rFonts w:ascii="Calibri" w:cs="Calibri" w:eastAsia="Calibri" w:hAnsi="Calibri"/>
-                <w:sz w:val="22"/>
-                <w:szCs w:val="22"/>
               </w:rPr>
               <w:t xml:space="preserve">review-pack</w:t>
             </w:r>
@@ -249,110 +242,152 @@
         </w:tc>
       </w:tr>
       <w:tr>
-        <w:tc>
-          <w:tcPr>
-            <w:tcW w:type="dxa" w:w="4500"/>
-            <w:tcBorders>
-              <w:top w:val="single" w:color="999999" w:sz="4"/>
-              <w:left w:val="single" w:color="999999" w:sz="4"/>
-              <w:bottom w:val="single" w:color="999999" w:sz="4"/>
-              <w:right w:val="single" w:color="999999" w:sz="4"/>
-            </w:tcBorders>
-          </w:tcPr>
-          <w:p>
-            <w:r>
-              <w:rPr>
-                <w:rFonts w:ascii="Calibri" w:cs="Calibri" w:eastAsia="Calibri" w:hAnsi="Calibri"/>
-                <w:sz w:val="22"/>
-                <w:szCs w:val="22"/>
-              </w:rPr>
-              <w:t xml:space="preserve">Generated</w:t>
-            </w:r>
-          </w:p>
-        </w:tc>
-        <w:tc>
-          <w:tcPr>
-            <w:tcW w:type="dxa" w:w="4500"/>
-            <w:tcBorders>
-              <w:top w:val="single" w:color="999999" w:sz="4"/>
-              <w:left w:val="single" w:color="999999" w:sz="4"/>
-              <w:bottom w:val="single" w:color="999999" w:sz="4"/>
-              <w:right w:val="single" w:color="999999" w:sz="4"/>
-            </w:tcBorders>
-          </w:tcPr>
-          <w:p>
-            <w:r>
-              <w:rPr>
-                <w:rFonts w:ascii="Calibri" w:cs="Calibri" w:eastAsia="Calibri" w:hAnsi="Calibri"/>
-                <w:sz w:val="22"/>
-                <w:szCs w:val="22"/>
-              </w:rPr>
-              <w:t xml:space="preserve">12 October 2026</w:t>
+        <w:trPr>
+          <w:cantSplit/>
+        </w:trPr>
+        <w:tc>
+          <w:tcPr>
+            <w:tcW w:type="dxa" w:w="4500"/>
+            <w:tcBorders>
+              <w:top w:val="single" w:color="999999" w:sz="4"/>
+              <w:left w:val="single" w:color="999999" w:sz="4"/>
+              <w:bottom w:val="single" w:color="999999" w:sz="4"/>
+              <w:right w:val="single" w:color="999999" w:sz="4"/>
+            </w:tcBorders>
+          </w:tcPr>
+          <w:p>
+            <w:r>
+              <w:rPr>
+                <w:rFonts w:ascii="Calibri" w:cs="Calibri" w:eastAsia="Calibri" w:hAnsi="Calibri"/>
+              </w:rPr>
+              <w:t xml:space="preserve">Drafted</w:t>
+            </w:r>
+          </w:p>
+        </w:tc>
+        <w:tc>
+          <w:tcPr>
+            <w:tcW w:type="dxa" w:w="4500"/>
+            <w:tcBorders>
+              <w:top w:val="single" w:color="999999" w:sz="4"/>
+              <w:left w:val="single" w:color="999999" w:sz="4"/>
+              <w:bottom w:val="single" w:color="999999" w:sz="4"/>
+              <w:right w:val="single" w:color="999999" w:sz="4"/>
+            </w:tcBorders>
+          </w:tcPr>
+          <w:p>
+            <w:r>
+              <w:rPr>
+                <w:rFonts w:ascii="Calibri" w:cs="Calibri" w:eastAsia="Calibri" w:hAnsi="Calibri"/>
+              </w:rPr>
+              <w:t xml:space="preserve">14 October 2026</w:t>
             </w:r>
           </w:p>
         </w:tc>
       </w:tr>
       <w:tr>
-        <w:tc>
-          <w:tcPr>
-            <w:tcW w:type="dxa" w:w="4500"/>
-            <w:tcBorders>
-              <w:top w:val="single" w:color="999999" w:sz="4"/>
-              <w:left w:val="single" w:color="999999" w:sz="4"/>
-              <w:bottom w:val="single" w:color="999999" w:sz="4"/>
-              <w:right w:val="single" w:color="999999" w:sz="4"/>
-            </w:tcBorders>
-          </w:tcPr>
-          <w:p>
-            <w:r>
-              <w:rPr>
-                <w:rFonts w:ascii="Calibri" w:cs="Calibri" w:eastAsia="Calibri" w:hAnsi="Calibri"/>
-                <w:sz w:val="22"/>
-                <w:szCs w:val="22"/>
-              </w:rPr>
-              <w:t xml:space="preserve">Approval</w:t>
-            </w:r>
-          </w:p>
-        </w:tc>
-        <w:tc>
-          <w:tcPr>
-            <w:tcW w:type="dxa" w:w="4500"/>
-            <w:tcBorders>
-              <w:top w:val="single" w:color="999999" w:sz="4"/>
-              <w:left w:val="single" w:color="999999" w:sz="4"/>
-              <w:bottom w:val="single" w:color="999999" w:sz="4"/>
-              <w:right w:val="single" w:color="999999" w:sz="4"/>
-            </w:tcBorders>
-          </w:tcPr>
-          <w:p>
-            <w:r>
-              <w:rPr>
-                <w:rFonts w:ascii="Calibri" w:cs="Calibri" w:eastAsia="Calibri" w:hAnsi="Calibri"/>
-                <w:sz w:val="22"/>
-                <w:szCs w:val="22"/>
-              </w:rPr>
-              <w:t xml:space="preserve">[Provider to complete: name, role and date]</w:t>
+        <w:trPr>
+          <w:cantSplit/>
+        </w:trPr>
+        <w:tc>
+          <w:tcPr>
+            <w:tcW w:type="dxa" w:w="4500"/>
+            <w:tcBorders>
+              <w:top w:val="single" w:color="999999" w:sz="4"/>
+              <w:left w:val="single" w:color="999999" w:sz="4"/>
+              <w:bottom w:val="single" w:color="999999" w:sz="4"/>
+              <w:right w:val="single" w:color="999999" w:sz="4"/>
+            </w:tcBorders>
+          </w:tcPr>
+          <w:p>
+            <w:r>
+              <w:rPr>
+                <w:rFonts w:ascii="Calibri" w:cs="Calibri" w:eastAsia="Calibri" w:hAnsi="Calibri"/>
+              </w:rPr>
+              <w:t xml:space="preserve">Approver</w:t>
+            </w:r>
+          </w:p>
+        </w:tc>
+        <w:tc>
+          <w:tcPr>
+            <w:tcW w:type="dxa" w:w="4500"/>
+            <w:tcBorders>
+              <w:top w:val="single" w:color="999999" w:sz="4"/>
+              <w:left w:val="single" w:color="999999" w:sz="4"/>
+              <w:bottom w:val="single" w:color="999999" w:sz="4"/>
+              <w:right w:val="single" w:color="999999" w:sz="4"/>
+            </w:tcBorders>
+          </w:tcPr>
+          <w:p>
+            <w:r>
+              <w:rPr>
+                <w:rFonts w:ascii="Calibri" w:cs="Calibri" w:eastAsia="Calibri" w:hAnsi="Calibri"/>
+              </w:rPr>
+              <w:t xml:space="preserve">Jane Citizen, Owner</w:t>
             </w:r>
           </w:p>
         </w:tc>
       </w:tr>
       <w:tr>
-        <w:tc>
-          <w:tcPr>
-            <w:tcW w:type="dxa" w:w="4500"/>
-            <w:tcBorders>
-              <w:top w:val="single" w:color="999999" w:sz="4"/>
-              <w:left w:val="single" w:color="999999" w:sz="4"/>
-              <w:bottom w:val="single" w:color="999999" w:sz="4"/>
-              <w:right w:val="single" w:color="999999" w:sz="4"/>
-            </w:tcBorders>
-          </w:tcPr>
-          <w:p>
-            <w:r>
-              <w:rPr>
-                <w:rFonts w:ascii="Calibri" w:cs="Calibri" w:eastAsia="Calibri" w:hAnsi="Calibri"/>
-                <w:sz w:val="22"/>
-                <w:szCs w:val="22"/>
+        <w:trPr>
+          <w:cantSplit/>
+        </w:trPr>
+        <w:tc>
+          <w:tcPr>
+            <w:tcW w:type="dxa" w:w="4500"/>
+            <w:tcBorders>
+              <w:top w:val="single" w:color="999999" w:sz="4"/>
+              <w:left w:val="single" w:color="999999" w:sz="4"/>
+              <w:bottom w:val="single" w:color="999999" w:sz="4"/>
+              <w:right w:val="single" w:color="999999" w:sz="4"/>
+            </w:tcBorders>
+          </w:tcPr>
+          <w:p>
+            <w:r>
+              <w:rPr>
+                <w:rFonts w:ascii="Calibri" w:cs="Calibri" w:eastAsia="Calibri" w:hAnsi="Calibri"/>
+              </w:rPr>
+              <w:t xml:space="preserve">Approval date</w:t>
+            </w:r>
+          </w:p>
+        </w:tc>
+        <w:tc>
+          <w:tcPr>
+            <w:tcW w:type="dxa" w:w="4500"/>
+            <w:tcBorders>
+              <w:top w:val="single" w:color="999999" w:sz="4"/>
+              <w:left w:val="single" w:color="999999" w:sz="4"/>
+              <w:bottom w:val="single" w:color="999999" w:sz="4"/>
+              <w:right w:val="single" w:color="999999" w:sz="4"/>
+            </w:tcBorders>
+          </w:tcPr>
+          <w:p>
+            <w:r>
+              <w:rPr>
+                <w:rFonts w:ascii="Calibri" w:cs="Calibri" w:eastAsia="Calibri" w:hAnsi="Calibri"/>
+              </w:rPr>
+              <w:t xml:space="preserve">14 October 2026</w:t>
+            </w:r>
+          </w:p>
+        </w:tc>
+      </w:tr>
+      <w:tr>
+        <w:trPr>
+          <w:cantSplit/>
+        </w:trPr>
+        <w:tc>
+          <w:tcPr>
+            <w:tcW w:type="dxa" w:w="4500"/>
+            <w:tcBorders>
+              <w:top w:val="single" w:color="999999" w:sz="4"/>
+              <w:left w:val="single" w:color="999999" w:sz="4"/>
+              <w:bottom w:val="single" w:color="999999" w:sz="4"/>
+              <w:right w:val="single" w:color="999999" w:sz="4"/>
+            </w:tcBorders>
+          </w:tcPr>
+          <w:p>
+            <w:r>
+              <w:rPr>
+                <w:rFonts w:ascii="Calibri" w:cs="Calibri" w:eastAsia="Calibri" w:hAnsi="Calibri"/>
               </w:rPr>
               <w:t xml:space="preserve">Next review</w:t>
             </w:r>
@@ -372,10 +407,51 @@
             <w:r>
               <w:rPr>
                 <w:rFonts w:ascii="Calibri" w:cs="Calibri" w:eastAsia="Calibri" w:hAnsi="Calibri"/>
-                <w:sz w:val="22"/>
-                <w:szCs w:val="22"/>
-              </w:rPr>
-              <w:t xml:space="preserve">12 October 2027</w:t>
+              </w:rPr>
+              <w:t xml:space="preserve">14 October 2027</w:t>
+            </w:r>
+          </w:p>
+        </w:tc>
+      </w:tr>
+      <w:tr>
+        <w:trPr>
+          <w:cantSplit/>
+        </w:trPr>
+        <w:tc>
+          <w:tcPr>
+            <w:tcW w:type="dxa" w:w="4500"/>
+            <w:tcBorders>
+              <w:top w:val="single" w:color="999999" w:sz="4"/>
+              <w:left w:val="single" w:color="999999" w:sz="4"/>
+              <w:bottom w:val="single" w:color="999999" w:sz="4"/>
+              <w:right w:val="single" w:color="999999" w:sz="4"/>
+            </w:tcBorders>
+          </w:tcPr>
+          <w:p>
+            <w:r>
+              <w:rPr>
+                <w:rFonts w:ascii="Calibri" w:cs="Calibri" w:eastAsia="Calibri" w:hAnsi="Calibri"/>
+              </w:rPr>
+              <w:t xml:space="preserve">Standards it supports</w:t>
+            </w:r>
+          </w:p>
+        </w:tc>
+        <w:tc>
+          <w:tcPr>
+            <w:tcW w:type="dxa" w:w="4500"/>
+            <w:tcBorders>
+              <w:top w:val="single" w:color="999999" w:sz="4"/>
+              <w:left w:val="single" w:color="999999" w:sz="4"/>
+              <w:bottom w:val="single" w:color="999999" w:sz="4"/>
+              <w:right w:val="single" w:color="999999" w:sz="4"/>
+            </w:tcBorders>
+          </w:tcPr>
+          <w:p>
+            <w:r>
+              <w:rPr>
+                <w:rFonts w:ascii="Calibri" w:cs="Calibri" w:eastAsia="Calibri" w:hAnsi="Calibri"/>
+              </w:rPr>
+              <w:t xml:space="preserve">Human resource management</w:t>
             </w:r>
           </w:p>
         </w:tc>
@@ -383,26 +459,22 @@
     </w:tbl>
     <w:p>
       <w:pPr>
-        <w:spacing w:after="120"/>
-      </w:pPr>
-      <w:r>
-        <w:rPr>
-          <w:rFonts w:ascii="Calibri" w:cs="Calibri" w:eastAsia="Calibri" w:hAnsi="Calibri"/>
-          <w:sz w:val="22"/>
-          <w:szCs w:val="22"/>
+        <w:spacing w:after="120" w:line="276"/>
+      </w:pPr>
+      <w:r>
+        <w:rPr>
+          <w:rFonts w:ascii="Calibri" w:cs="Calibri" w:eastAsia="Calibri" w:hAnsi="Calibri"/>
         </w:rPr>
         <w:t xml:space="preserve"/>
       </w:r>
     </w:p>
     <w:p>
       <w:pPr>
-        <w:spacing w:after="120"/>
-      </w:pPr>
-      <w:r>
-        <w:rPr>
-          <w:rFonts w:ascii="Calibri" w:cs="Calibri" w:eastAsia="Calibri" w:hAnsi="Calibri"/>
-          <w:sz w:val="22"/>
-          <w:szCs w:val="22"/>
+        <w:spacing w:after="120" w:line="276"/>
+      </w:pPr>
+      <w:r>
+        <w:rPr>
+          <w:rFonts w:ascii="Calibri" w:cs="Calibri" w:eastAsia="Calibri" w:hAnsi="Calibri"/>
         </w:rPr>
         <w:t xml:space="preserve">Why this document: it supports the NDIS Practice Standards Human resource management for Sunrise Supports.</w:t>
       </w:r>
@@ -423,65 +495,71 @@
     </w:p>
     <w:p>
       <w:pPr>
-        <w:spacing w:after="120"/>
-      </w:pPr>
-      <w:r>
-        <w:rPr>
-          <w:rFonts w:ascii="Calibri" w:cs="Calibri" w:eastAsia="Calibri" w:hAnsi="Calibri"/>
-          <w:sz w:val="22"/>
-          <w:szCs w:val="22"/>
+        <w:spacing w:after="80"/>
+      </w:pPr>
+      <w:r>
+        <w:rPr>
+          <w:rFonts w:ascii="Calibri" w:cs="Calibri" w:eastAsia="Calibri" w:hAnsi="Calibri"/>
+          <w:i/>
+          <w:iCs/>
+          <w:color w:val="555555"/>
+          <w:sz w:val="20"/>
+          <w:szCs w:val="20"/>
+        </w:rPr>
+        <w:t xml:space="preserve">Drafted from your answers.</w:t>
+      </w:r>
+    </w:p>
+    <w:p>
+      <w:pPr>
+        <w:spacing w:after="120" w:line="276"/>
+      </w:pPr>
+      <w:r>
+        <w:rPr>
+          <w:rFonts w:ascii="Calibri" w:cs="Calibri" w:eastAsia="Calibri" w:hAnsi="Calibri"/>
         </w:rPr>
         <w:t xml:space="preserve">Sunrise Supports is a sole trader business that provides household tasks support to NDIS participants in New South Wales. This document records that each worker and each key person has read the NDIS Code of Conduct and understands what it means in our work.</w:t>
       </w:r>
     </w:p>
     <w:p>
       <w:pPr>
-        <w:spacing w:after="120"/>
-      </w:pPr>
-      <w:r>
-        <w:rPr>
-          <w:rFonts w:ascii="Calibri" w:cs="Calibri" w:eastAsia="Calibri" w:hAnsi="Calibri"/>
-          <w:sz w:val="22"/>
-          <w:szCs w:val="22"/>
+        <w:spacing w:after="120" w:line="276"/>
+      </w:pPr>
+      <w:r>
+        <w:rPr>
+          <w:rFonts w:ascii="Calibri" w:cs="Calibri" w:eastAsia="Calibri" w:hAnsi="Calibri"/>
         </w:rPr>
         <w:t xml:space="preserve">The NDIS Code of Conduct sets out how every person who delivers NDIS supports must behave. It applies to us whether we are registered or not, and whether we work alone or with others.</w:t>
       </w:r>
     </w:p>
     <w:p>
       <w:pPr>
-        <w:spacing w:after="120"/>
-      </w:pPr>
-      <w:r>
-        <w:rPr>
-          <w:rFonts w:ascii="Calibri" w:cs="Calibri" w:eastAsia="Calibri" w:hAnsi="Calibri"/>
-          <w:sz w:val="22"/>
-          <w:szCs w:val="22"/>
+        <w:spacing w:after="120" w:line="276"/>
+      </w:pPr>
+      <w:r>
+        <w:rPr>
+          <w:rFonts w:ascii="Calibri" w:cs="Calibri" w:eastAsia="Calibri" w:hAnsi="Calibri"/>
         </w:rPr>
         <w:t xml:space="preserve">We ask you to sign so that you and we both have a clear, dated record that you have read the Code, that you know what we expect, and that you know what to do if something goes wrong. This supports our Human resource management standard, where we keep records that workers are trained and competent for their role.</w:t>
       </w:r>
     </w:p>
     <w:p>
       <w:pPr>
-        <w:spacing w:after="120"/>
-      </w:pPr>
-      <w:r>
-        <w:rPr>
-          <w:rFonts w:ascii="Calibri" w:cs="Calibri" w:eastAsia="Calibri" w:hAnsi="Calibri"/>
-          <w:sz w:val="22"/>
-          <w:szCs w:val="22"/>
+        <w:spacing w:after="120" w:line="276"/>
+      </w:pPr>
+      <w:r>
+        <w:rPr>
+          <w:rFonts w:ascii="Calibri" w:cs="Calibri" w:eastAsia="Calibri" w:hAnsi="Calibri"/>
         </w:rPr>
         <w:t xml:space="preserve">Signing is not a test. If any part of the Code is unclear, ask before you sign. We will explain it in plain words and note the date we did so.</w:t>
       </w:r>
     </w:p>
     <w:p>
       <w:pPr>
-        <w:spacing w:after="120"/>
-      </w:pPr>
-      <w:r>
-        <w:rPr>
-          <w:rFonts w:ascii="Calibri" w:cs="Calibri" w:eastAsia="Calibri" w:hAnsi="Calibri"/>
-          <w:sz w:val="22"/>
-          <w:szCs w:val="22"/>
+        <w:spacing w:after="120" w:line="276"/>
+      </w:pPr>
+      <w:r>
+        <w:rPr>
+          <w:rFonts w:ascii="Calibri" w:cs="Calibri" w:eastAsia="Calibri" w:hAnsi="Calibri"/>
         </w:rPr>
         <w:t xml:space="preserve">We keep the signed record in our Training register. Section 2 The NDIS Code of Conduct sets out the Code itself, and section 4 Acknowledgement is the part you sign.</w:t>
       </w:r>
@@ -502,26 +580,22 @@
     </w:p>
     <w:p>
       <w:pPr>
-        <w:spacing w:after="120"/>
-      </w:pPr>
-      <w:r>
-        <w:rPr>
-          <w:rFonts w:ascii="Calibri" w:cs="Calibri" w:eastAsia="Calibri" w:hAnsi="Calibri"/>
-          <w:sz w:val="22"/>
-          <w:szCs w:val="22"/>
+        <w:spacing w:after="120" w:line="276"/>
+      </w:pPr>
+      <w:r>
+        <w:rPr>
+          <w:rFonts w:ascii="Calibri" w:cs="Calibri" w:eastAsia="Calibri" w:hAnsi="Calibri"/>
         </w:rPr>
         <w:t xml:space="preserve">The NDIS Code of Conduct is published by the NDIS Quality and Safeguards Commission and applies to every worker and provider under the NDIS. We give each worker the current Code and the Commission's guidance for workers at induction.</w:t>
       </w:r>
     </w:p>
     <w:p>
       <w:pPr>
-        <w:spacing w:after="120"/>
-      </w:pPr>
-      <w:r>
-        <w:rPr>
-          <w:rFonts w:ascii="Calibri" w:cs="Calibri" w:eastAsia="Calibri" w:hAnsi="Calibri"/>
-          <w:sz w:val="22"/>
-          <w:szCs w:val="22"/>
+        <w:spacing w:after="120" w:line="276"/>
+      </w:pPr>
+      <w:r>
+        <w:rPr>
+          <w:rFonts w:ascii="Calibri" w:cs="Calibri" w:eastAsia="Calibri" w:hAnsi="Calibri"/>
         </w:rPr>
         <w:t xml:space="preserve">In short, the Code requires each of us to act with respect for individual rights, to respect privacy, to provide supports safely and competently with care and skill, to act with integrity, honesty and transparency, to raise and act on concerns about quality and safety, to take steps to prevent and respond to violence, exploitation, neglect and abuse, and to take steps to prevent and respond to sexual misconduct. The Commission's published text applies, not this summary.</w:t>
       </w:r>
@@ -542,26 +616,38 @@
     </w:p>
     <w:p>
       <w:pPr>
-        <w:spacing w:after="120"/>
-      </w:pPr>
-      <w:r>
-        <w:rPr>
-          <w:rFonts w:ascii="Calibri" w:cs="Calibri" w:eastAsia="Calibri" w:hAnsi="Calibri"/>
-          <w:sz w:val="22"/>
-          <w:szCs w:val="22"/>
+        <w:spacing w:after="80"/>
+      </w:pPr>
+      <w:r>
+        <w:rPr>
+          <w:rFonts w:ascii="Calibri" w:cs="Calibri" w:eastAsia="Calibri" w:hAnsi="Calibri"/>
+          <w:i/>
+          <w:iCs/>
+          <w:color w:val="555555"/>
+          <w:sz w:val="20"/>
+          <w:szCs w:val="20"/>
+        </w:rPr>
+        <w:t xml:space="preserve">Drafted from your answers.</w:t>
+      </w:r>
+    </w:p>
+    <w:p>
+      <w:pPr>
+        <w:spacing w:after="120" w:line="276"/>
+      </w:pPr>
+      <w:r>
+        <w:rPr>
+          <w:rFonts w:ascii="Calibri" w:cs="Calibri" w:eastAsia="Calibri" w:hAnsi="Calibri"/>
         </w:rPr>
         <w:t xml:space="preserve">Sunrise Supports is a sole trader business in New South Wales. We provide household tasks support (0120). This section shows what the Code of Conduct means when we do that work. It sits alongside section 2 The NDIS Code of Conduct.</w:t>
       </w:r>
     </w:p>
     <w:p>
       <w:pPr>
-        <w:spacing w:after="120"/>
-      </w:pPr>
-      <w:r>
-        <w:rPr>
-          <w:rFonts w:ascii="Calibri" w:cs="Calibri" w:eastAsia="Calibri" w:hAnsi="Calibri"/>
-          <w:sz w:val="22"/>
-          <w:szCs w:val="22"/>
+        <w:spacing w:after="120" w:line="276"/>
+      </w:pPr>
+      <w:r>
+        <w:rPr>
+          <w:rFonts w:ascii="Calibri" w:cs="Calibri" w:eastAsia="Calibri" w:hAnsi="Calibri"/>
         </w:rPr>
         <w:t xml:space="preserve">Household tasks happen inside a participant's home. That gives us close access to their belongings, their routines and their private life. The examples below show how we act in that setting.</w:t>
       </w:r>
@@ -603,8 +689,6 @@
                 <w:rFonts w:ascii="Calibri" w:cs="Calibri" w:eastAsia="Calibri" w:hAnsi="Calibri"/>
                 <w:b/>
                 <w:bCs/>
-                <w:sz w:val="22"/>
-                <w:szCs w:val="22"/>
               </w:rPr>
               <w:t xml:space="preserve">Code of Conduct expectation</w:t>
             </w:r>
@@ -627,8 +711,6 @@
                 <w:rFonts w:ascii="Calibri" w:cs="Calibri" w:eastAsia="Calibri" w:hAnsi="Calibri"/>
                 <w:b/>
                 <w:bCs/>
-                <w:sz w:val="22"/>
-                <w:szCs w:val="22"/>
               </w:rPr>
               <w:t xml:space="preserve">What it looks like in our work</w:t>
             </w:r>
@@ -636,22 +718,23 @@
         </w:tc>
       </w:tr>
       <w:tr>
-        <w:tc>
-          <w:tcPr>
-            <w:tcW w:type="dxa" w:w="4500"/>
-            <w:tcBorders>
-              <w:top w:val="single" w:color="999999" w:sz="4"/>
-              <w:left w:val="single" w:color="999999" w:sz="4"/>
-              <w:bottom w:val="single" w:color="999999" w:sz="4"/>
-              <w:right w:val="single" w:color="999999" w:sz="4"/>
-            </w:tcBorders>
-          </w:tcPr>
-          <w:p>
-            <w:r>
-              <w:rPr>
-                <w:rFonts w:ascii="Calibri" w:cs="Calibri" w:eastAsia="Calibri" w:hAnsi="Calibri"/>
-                <w:sz w:val="22"/>
-                <w:szCs w:val="22"/>
+        <w:trPr>
+          <w:cantSplit/>
+        </w:trPr>
+        <w:tc>
+          <w:tcPr>
+            <w:tcW w:type="dxa" w:w="4500"/>
+            <w:tcBorders>
+              <w:top w:val="single" w:color="999999" w:sz="4"/>
+              <w:left w:val="single" w:color="999999" w:sz="4"/>
+              <w:bottom w:val="single" w:color="999999" w:sz="4"/>
+              <w:right w:val="single" w:color="999999" w:sz="4"/>
+            </w:tcBorders>
+          </w:tcPr>
+          <w:p>
+            <w:r>
+              <w:rPr>
+                <w:rFonts w:ascii="Calibri" w:cs="Calibri" w:eastAsia="Calibri" w:hAnsi="Calibri"/>
               </w:rPr>
               <w:t xml:space="preserve">Respect the rights of people with disability to make their own choices</w:t>
             </w:r>
@@ -671,8 +754,6 @@
             <w:r>
               <w:rPr>
                 <w:rFonts w:ascii="Calibri" w:cs="Calibri" w:eastAsia="Calibri" w:hAnsi="Calibri"/>
-                <w:sz w:val="22"/>
-                <w:szCs w:val="22"/>
               </w:rPr>
               <w:t xml:space="preserve">We ask the participant how they want a task done and in what order. We do not rearrange their home or throw anything out without their say.</w:t>
             </w:r>
@@ -680,22 +761,23 @@
         </w:tc>
       </w:tr>
       <w:tr>
-        <w:tc>
-          <w:tcPr>
-            <w:tcW w:type="dxa" w:w="4500"/>
-            <w:tcBorders>
-              <w:top w:val="single" w:color="999999" w:sz="4"/>
-              <w:left w:val="single" w:color="999999" w:sz="4"/>
-              <w:bottom w:val="single" w:color="999999" w:sz="4"/>
-              <w:right w:val="single" w:color="999999" w:sz="4"/>
-            </w:tcBorders>
-          </w:tcPr>
-          <w:p>
-            <w:r>
-              <w:rPr>
-                <w:rFonts w:ascii="Calibri" w:cs="Calibri" w:eastAsia="Calibri" w:hAnsi="Calibri"/>
-                <w:sz w:val="22"/>
-                <w:szCs w:val="22"/>
+        <w:trPr>
+          <w:cantSplit/>
+        </w:trPr>
+        <w:tc>
+          <w:tcPr>
+            <w:tcW w:type="dxa" w:w="4500"/>
+            <w:tcBorders>
+              <w:top w:val="single" w:color="999999" w:sz="4"/>
+              <w:left w:val="single" w:color="999999" w:sz="4"/>
+              <w:bottom w:val="single" w:color="999999" w:sz="4"/>
+              <w:right w:val="single" w:color="999999" w:sz="4"/>
+            </w:tcBorders>
+          </w:tcPr>
+          <w:p>
+            <w:r>
+              <w:rPr>
+                <w:rFonts w:ascii="Calibri" w:cs="Calibri" w:eastAsia="Calibri" w:hAnsi="Calibri"/>
               </w:rPr>
               <w:t xml:space="preserve">Respect privacy</w:t>
             </w:r>
@@ -715,8 +797,6 @@
             <w:r>
               <w:rPr>
                 <w:rFonts w:ascii="Calibri" w:cs="Calibri" w:eastAsia="Calibri" w:hAnsi="Calibri"/>
-                <w:sz w:val="22"/>
-                <w:szCs w:val="22"/>
               </w:rPr>
               <w:t xml:space="preserve">We do not read mail, open drawers or cupboards, or look through papers that are not part of the task. We do not discuss a participant with anyone who does not need to know.</w:t>
             </w:r>
@@ -724,22 +804,23 @@
         </w:tc>
       </w:tr>
       <w:tr>
-        <w:tc>
-          <w:tcPr>
-            <w:tcW w:type="dxa" w:w="4500"/>
-            <w:tcBorders>
-              <w:top w:val="single" w:color="999999" w:sz="4"/>
-              <w:left w:val="single" w:color="999999" w:sz="4"/>
-              <w:bottom w:val="single" w:color="999999" w:sz="4"/>
-              <w:right w:val="single" w:color="999999" w:sz="4"/>
-            </w:tcBorders>
-          </w:tcPr>
-          <w:p>
-            <w:r>
-              <w:rPr>
-                <w:rFonts w:ascii="Calibri" w:cs="Calibri" w:eastAsia="Calibri" w:hAnsi="Calibri"/>
-                <w:sz w:val="22"/>
-                <w:szCs w:val="22"/>
+        <w:trPr>
+          <w:cantSplit/>
+        </w:trPr>
+        <w:tc>
+          <w:tcPr>
+            <w:tcW w:type="dxa" w:w="4500"/>
+            <w:tcBorders>
+              <w:top w:val="single" w:color="999999" w:sz="4"/>
+              <w:left w:val="single" w:color="999999" w:sz="4"/>
+              <w:bottom w:val="single" w:color="999999" w:sz="4"/>
+              <w:right w:val="single" w:color="999999" w:sz="4"/>
+            </w:tcBorders>
+          </w:tcPr>
+          <w:p>
+            <w:r>
+              <w:rPr>
+                <w:rFonts w:ascii="Calibri" w:cs="Calibri" w:eastAsia="Calibri" w:hAnsi="Calibri"/>
               </w:rPr>
               <w:t xml:space="preserve">Provide supports in a safe and competent way</w:t>
             </w:r>
@@ -759,8 +840,6 @@
             <w:r>
               <w:rPr>
                 <w:rFonts w:ascii="Calibri" w:cs="Calibri" w:eastAsia="Calibri" w:hAnsi="Calibri"/>
-                <w:sz w:val="22"/>
-                <w:szCs w:val="22"/>
               </w:rPr>
               <w:t xml:space="preserve">We use cleaning products and equipment as intended. We do not carry out a task we are not trained for. We tell the participant if we cannot do it safely.</w:t>
             </w:r>
@@ -768,22 +847,23 @@
         </w:tc>
       </w:tr>
       <w:tr>
-        <w:tc>
-          <w:tcPr>
-            <w:tcW w:type="dxa" w:w="4500"/>
-            <w:tcBorders>
-              <w:top w:val="single" w:color="999999" w:sz="4"/>
-              <w:left w:val="single" w:color="999999" w:sz="4"/>
-              <w:bottom w:val="single" w:color="999999" w:sz="4"/>
-              <w:right w:val="single" w:color="999999" w:sz="4"/>
-            </w:tcBorders>
-          </w:tcPr>
-          <w:p>
-            <w:r>
-              <w:rPr>
-                <w:rFonts w:ascii="Calibri" w:cs="Calibri" w:eastAsia="Calibri" w:hAnsi="Calibri"/>
-                <w:sz w:val="22"/>
-                <w:szCs w:val="22"/>
+        <w:trPr>
+          <w:cantSplit/>
+        </w:trPr>
+        <w:tc>
+          <w:tcPr>
+            <w:tcW w:type="dxa" w:w="4500"/>
+            <w:tcBorders>
+              <w:top w:val="single" w:color="999999" w:sz="4"/>
+              <w:left w:val="single" w:color="999999" w:sz="4"/>
+              <w:bottom w:val="single" w:color="999999" w:sz="4"/>
+              <w:right w:val="single" w:color="999999" w:sz="4"/>
+            </w:tcBorders>
+          </w:tcPr>
+          <w:p>
+            <w:r>
+              <w:rPr>
+                <w:rFonts w:ascii="Calibri" w:cs="Calibri" w:eastAsia="Calibri" w:hAnsi="Calibri"/>
               </w:rPr>
               <w:t xml:space="preserve">Act with integrity, honesty and transparency</w:t>
             </w:r>
@@ -803,8 +883,6 @@
             <w:r>
               <w:rPr>
                 <w:rFonts w:ascii="Calibri" w:cs="Calibri" w:eastAsia="Calibri" w:hAnsi="Calibri"/>
-                <w:sz w:val="22"/>
-                <w:szCs w:val="22"/>
               </w:rPr>
               <w:t xml:space="preserve">We record the time we actually spent on a visit. We do not claim for tasks we did not do. We tell the participant about any damage or breakage straight away.</w:t>
             </w:r>
@@ -812,22 +890,23 @@
         </w:tc>
       </w:tr>
       <w:tr>
-        <w:tc>
-          <w:tcPr>
-            <w:tcW w:type="dxa" w:w="4500"/>
-            <w:tcBorders>
-              <w:top w:val="single" w:color="999999" w:sz="4"/>
-              <w:left w:val="single" w:color="999999" w:sz="4"/>
-              <w:bottom w:val="single" w:color="999999" w:sz="4"/>
-              <w:right w:val="single" w:color="999999" w:sz="4"/>
-            </w:tcBorders>
-          </w:tcPr>
-          <w:p>
-            <w:r>
-              <w:rPr>
-                <w:rFonts w:ascii="Calibri" w:cs="Calibri" w:eastAsia="Calibri" w:hAnsi="Calibri"/>
-                <w:sz w:val="22"/>
-                <w:szCs w:val="22"/>
+        <w:trPr>
+          <w:cantSplit/>
+        </w:trPr>
+        <w:tc>
+          <w:tcPr>
+            <w:tcW w:type="dxa" w:w="4500"/>
+            <w:tcBorders>
+              <w:top w:val="single" w:color="999999" w:sz="4"/>
+              <w:left w:val="single" w:color="999999" w:sz="4"/>
+              <w:bottom w:val="single" w:color="999999" w:sz="4"/>
+              <w:right w:val="single" w:color="999999" w:sz="4"/>
+            </w:tcBorders>
+          </w:tcPr>
+          <w:p>
+            <w:r>
+              <w:rPr>
+                <w:rFonts w:ascii="Calibri" w:cs="Calibri" w:eastAsia="Calibri" w:hAnsi="Calibri"/>
               </w:rPr>
               <w:t xml:space="preserve">Promptly take steps to raise and act on concerns about matters that may affect the quality and safety of supports</w:t>
             </w:r>
@@ -847,8 +926,6 @@
             <w:r>
               <w:rPr>
                 <w:rFonts w:ascii="Calibri" w:cs="Calibri" w:eastAsia="Calibri" w:hAnsi="Calibri"/>
-                <w:sz w:val="22"/>
-                <w:szCs w:val="22"/>
               </w:rPr>
               <w:t xml:space="preserve">If we see a hazard, a sign of neglect, or a risk to the participant, we raise it with the participant and report it under our own procedures. We do not wait to see if it goes away.</w:t>
             </w:r>
@@ -856,22 +933,23 @@
         </w:tc>
       </w:tr>
       <w:tr>
-        <w:tc>
-          <w:tcPr>
-            <w:tcW w:type="dxa" w:w="4500"/>
-            <w:tcBorders>
-              <w:top w:val="single" w:color="999999" w:sz="4"/>
-              <w:left w:val="single" w:color="999999" w:sz="4"/>
-              <w:bottom w:val="single" w:color="999999" w:sz="4"/>
-              <w:right w:val="single" w:color="999999" w:sz="4"/>
-            </w:tcBorders>
-          </w:tcPr>
-          <w:p>
-            <w:r>
-              <w:rPr>
-                <w:rFonts w:ascii="Calibri" w:cs="Calibri" w:eastAsia="Calibri" w:hAnsi="Calibri"/>
-                <w:sz w:val="22"/>
-                <w:szCs w:val="22"/>
+        <w:trPr>
+          <w:cantSplit/>
+        </w:trPr>
+        <w:tc>
+          <w:tcPr>
+            <w:tcW w:type="dxa" w:w="4500"/>
+            <w:tcBorders>
+              <w:top w:val="single" w:color="999999" w:sz="4"/>
+              <w:left w:val="single" w:color="999999" w:sz="4"/>
+              <w:bottom w:val="single" w:color="999999" w:sz="4"/>
+              <w:right w:val="single" w:color="999999" w:sz="4"/>
+            </w:tcBorders>
+          </w:tcPr>
+          <w:p>
+            <w:r>
+              <w:rPr>
+                <w:rFonts w:ascii="Calibri" w:cs="Calibri" w:eastAsia="Calibri" w:hAnsi="Calibri"/>
               </w:rPr>
               <w:t xml:space="preserve">Take all reasonable steps to prevent and respond to all forms of violence, exploitation, neglect and abuse</w:t>
             </w:r>
@@ -891,8 +969,6 @@
             <w:r>
               <w:rPr>
                 <w:rFonts w:ascii="Calibri" w:cs="Calibri" w:eastAsia="Calibri" w:hAnsi="Calibri"/>
-                <w:sz w:val="22"/>
-                <w:szCs w:val="22"/>
               </w:rPr>
               <w:t xml:space="preserve">We never take or borrow money or goods. We do not accept gifts that could pressure us. If we see signs of harm, we act on them and report them.</w:t>
             </w:r>
@@ -900,22 +976,23 @@
         </w:tc>
       </w:tr>
       <w:tr>
-        <w:tc>
-          <w:tcPr>
-            <w:tcW w:type="dxa" w:w="4500"/>
-            <w:tcBorders>
-              <w:top w:val="single" w:color="999999" w:sz="4"/>
-              <w:left w:val="single" w:color="999999" w:sz="4"/>
-              <w:bottom w:val="single" w:color="999999" w:sz="4"/>
-              <w:right w:val="single" w:color="999999" w:sz="4"/>
-            </w:tcBorders>
-          </w:tcPr>
-          <w:p>
-            <w:r>
-              <w:rPr>
-                <w:rFonts w:ascii="Calibri" w:cs="Calibri" w:eastAsia="Calibri" w:hAnsi="Calibri"/>
-                <w:sz w:val="22"/>
-                <w:szCs w:val="22"/>
+        <w:trPr>
+          <w:cantSplit/>
+        </w:trPr>
+        <w:tc>
+          <w:tcPr>
+            <w:tcW w:type="dxa" w:w="4500"/>
+            <w:tcBorders>
+              <w:top w:val="single" w:color="999999" w:sz="4"/>
+              <w:left w:val="single" w:color="999999" w:sz="4"/>
+              <w:bottom w:val="single" w:color="999999" w:sz="4"/>
+              <w:right w:val="single" w:color="999999" w:sz="4"/>
+            </w:tcBorders>
+          </w:tcPr>
+          <w:p>
+            <w:r>
+              <w:rPr>
+                <w:rFonts w:ascii="Calibri" w:cs="Calibri" w:eastAsia="Calibri" w:hAnsi="Calibri"/>
               </w:rPr>
               <w:t xml:space="preserve">Take all reasonable steps to prevent and respond to sexual misconduct</w:t>
             </w:r>
@@ -935,8 +1012,6 @@
             <w:r>
               <w:rPr>
                 <w:rFonts w:ascii="Calibri" w:cs="Calibri" w:eastAsia="Calibri" w:hAnsi="Calibri"/>
-                <w:sz w:val="22"/>
-                <w:szCs w:val="22"/>
               </w:rPr>
               <w:t xml:space="preserve">We keep our behaviour and language professional at every visit. We stop and leave if we feel a situation is unsafe or inappropriate.</w:t>
             </w:r>
@@ -946,39 +1021,33 @@
     </w:tbl>
     <w:p>
       <w:pPr>
-        <w:spacing w:after="120"/>
-      </w:pPr>
-      <w:r>
-        <w:rPr>
-          <w:rFonts w:ascii="Calibri" w:cs="Calibri" w:eastAsia="Calibri" w:hAnsi="Calibri"/>
-          <w:sz w:val="22"/>
-          <w:szCs w:val="22"/>
+        <w:spacing w:after="120" w:line="276"/>
+      </w:pPr>
+      <w:r>
+        <w:rPr>
+          <w:rFonts w:ascii="Calibri" w:cs="Calibri" w:eastAsia="Calibri" w:hAnsi="Calibri"/>
         </w:rPr>
         <w:t xml:space="preserve"/>
       </w:r>
     </w:p>
     <w:p>
       <w:pPr>
-        <w:spacing w:after="120"/>
-      </w:pPr>
-      <w:r>
-        <w:rPr>
-          <w:rFonts w:ascii="Calibri" w:cs="Calibri" w:eastAsia="Calibri" w:hAnsi="Calibri"/>
-          <w:sz w:val="22"/>
-          <w:szCs w:val="22"/>
+        <w:spacing w:after="120" w:line="276"/>
+      </w:pPr>
+      <w:r>
+        <w:rPr>
+          <w:rFonts w:ascii="Calibri" w:cs="Calibri" w:eastAsia="Calibri" w:hAnsi="Calibri"/>
         </w:rPr>
         <w:t xml:space="preserve">We do not use restrictive practices. We never stop a participant from moving around or using their own things, and we never lock them in or out of any room.</w:t>
       </w:r>
     </w:p>
     <w:p>
       <w:pPr>
-        <w:spacing w:after="120"/>
-      </w:pPr>
-      <w:r>
-        <w:rPr>
-          <w:rFonts w:ascii="Calibri" w:cs="Calibri" w:eastAsia="Calibri" w:hAnsi="Calibri"/>
-          <w:sz w:val="22"/>
-          <w:szCs w:val="22"/>
+        <w:spacing w:after="120" w:line="276"/>
+      </w:pPr>
+      <w:r>
+        <w:rPr>
+          <w:rFonts w:ascii="Calibri" w:cs="Calibri" w:eastAsia="Calibri" w:hAnsi="Calibri"/>
         </w:rPr>
         <w:t xml:space="preserve">Our key person and any worker we engage must follow these expectations at every visit. If we are unsure whether something is allowed, we stop and ask the participant, or we check with the key person, before we go ahead.</w:t>
       </w:r>
@@ -1016,8 +1085,6 @@
                 <w:rFonts w:ascii="Calibri" w:cs="Calibri" w:eastAsia="Calibri" w:hAnsi="Calibri"/>
                 <w:i/>
                 <w:iCs/>
-                <w:sz w:val="22"/>
-                <w:szCs w:val="22"/>
               </w:rPr>
               <w:t xml:space="preserve">[Provider to complete: the name of the person a worker should contact when they are unsure what to do, and how to reach them.]</w:t>
             </w:r>
@@ -1027,13 +1094,11 @@
     </w:tbl>
     <w:p>
       <w:pPr>
-        <w:spacing w:after="120"/>
-      </w:pPr>
-      <w:r>
-        <w:rPr>
-          <w:rFonts w:ascii="Calibri" w:cs="Calibri" w:eastAsia="Calibri" w:hAnsi="Calibri"/>
-          <w:sz w:val="22"/>
-          <w:szCs w:val="22"/>
+        <w:spacing w:after="120" w:line="276"/>
+      </w:pPr>
+      <w:r>
+        <w:rPr>
+          <w:rFonts w:ascii="Calibri" w:cs="Calibri" w:eastAsia="Calibri" w:hAnsi="Calibri"/>
         </w:rPr>
         <w:t xml:space="preserve"/>
       </w:r>
@@ -1054,13 +1119,11 @@
     </w:p>
     <w:p>
       <w:pPr>
-        <w:spacing w:after="120"/>
-      </w:pPr>
-      <w:r>
-        <w:rPr>
-          <w:rFonts w:ascii="Calibri" w:cs="Calibri" w:eastAsia="Calibri" w:hAnsi="Calibri"/>
-          <w:sz w:val="22"/>
-          <w:szCs w:val="22"/>
+        <w:spacing w:after="120" w:line="276"/>
+      </w:pPr>
+      <w:r>
+        <w:rPr>
+          <w:rFonts w:ascii="Calibri" w:cs="Calibri" w:eastAsia="Calibri" w:hAnsi="Calibri"/>
         </w:rPr>
         <w:t xml:space="preserve">I have read the NDIS Code of Conduct and the expectations above. I understand what they mean for my work with Sunrise Supports.</w:t>
       </w:r>
@@ -1103,8 +1166,6 @@
                 <w:rFonts w:ascii="Calibri" w:cs="Calibri" w:eastAsia="Calibri" w:hAnsi="Calibri"/>
                 <w:b/>
                 <w:bCs/>
-                <w:sz w:val="22"/>
-                <w:szCs w:val="22"/>
               </w:rPr>
               <w:t xml:space="preserve">Name</w:t>
             </w:r>
@@ -1127,8 +1188,6 @@
                 <w:rFonts w:ascii="Calibri" w:cs="Calibri" w:eastAsia="Calibri" w:hAnsi="Calibri"/>
                 <w:b/>
                 <w:bCs/>
-                <w:sz w:val="22"/>
-                <w:szCs w:val="22"/>
               </w:rPr>
               <w:t xml:space="preserve">Role</w:t>
             </w:r>
@@ -1151,8 +1210,6 @@
                 <w:rFonts w:ascii="Calibri" w:cs="Calibri" w:eastAsia="Calibri" w:hAnsi="Calibri"/>
                 <w:b/>
                 <w:bCs/>
-                <w:sz w:val="22"/>
-                <w:szCs w:val="22"/>
               </w:rPr>
               <w:t xml:space="preserve">Signature and date</w:t>
             </w:r>
@@ -1160,6 +1217,9 @@
         </w:tc>
       </w:tr>
       <w:tr>
+        <w:trPr>
+          <w:cantSplit/>
+        </w:trPr>
         <w:tc>
           <w:tcPr>
             <w:tcW w:type="dxa" w:w="3000"/>
@@ -1174,10 +1234,8 @@
             <w:r>
               <w:rPr>
                 <w:rFonts w:ascii="Calibri" w:cs="Calibri" w:eastAsia="Calibri" w:hAnsi="Calibri"/>
-                <w:sz w:val="22"/>
-                <w:szCs w:val="22"/>
-              </w:rPr>
-              <w:t xml:space="preserve">[Name]</w:t>
+              </w:rPr>
+              <w:t xml:space="preserve">Jane Citizen</w:t>
             </w:r>
           </w:p>
         </w:tc>
@@ -1195,10 +1253,8 @@
             <w:r>
               <w:rPr>
                 <w:rFonts w:ascii="Calibri" w:cs="Calibri" w:eastAsia="Calibri" w:hAnsi="Calibri"/>
-                <w:sz w:val="22"/>
-                <w:szCs w:val="22"/>
-              </w:rPr>
-              <w:t xml:space="preserve">[Role]</w:t>
+              </w:rPr>
+              <w:t xml:space="preserve">Owner</w:t>
             </w:r>
           </w:p>
         </w:tc>
@@ -1216,10 +1272,17 @@
             <w:r>
               <w:rPr>
                 <w:rFonts w:ascii="Calibri" w:cs="Calibri" w:eastAsia="Calibri" w:hAnsi="Calibri"/>
-                <w:sz w:val="22"/>
-                <w:szCs w:val="22"/>
-              </w:rPr>
-              <w:t xml:space="preserve">[Signature] [Date]</w:t>
+                <w:sz w:val="24"/>
+                <w:szCs w:val="24"/>
+                <w:shd w:fill="FBE9D7" w:val="clear"/>
+              </w:rPr>
+              <w:t xml:space="preserve">[Signature]</w:t>
+            </w:r>
+            <w:r>
+              <w:rPr>
+                <w:rFonts w:ascii="Calibri" w:cs="Calibri" w:eastAsia="Calibri" w:hAnsi="Calibri"/>
+              </w:rPr>
+              <w:t xml:space="preserve"> 14 October 2026</w:t>
             </w:r>
           </w:p>
         </w:tc>
@@ -1227,13 +1290,11 @@
     </w:tbl>
     <w:p>
       <w:pPr>
-        <w:spacing w:after="120"/>
-      </w:pPr>
-      <w:r>
-        <w:rPr>
-          <w:rFonts w:ascii="Calibri" w:cs="Calibri" w:eastAsia="Calibri" w:hAnsi="Calibri"/>
-          <w:sz w:val="22"/>
-          <w:szCs w:val="22"/>
+        <w:spacing w:after="120" w:line="276"/>
+      </w:pPr>
+      <w:r>
+        <w:rPr>
+          <w:rFonts w:ascii="Calibri" w:cs="Calibri" w:eastAsia="Calibri" w:hAnsi="Calibri"/>
         </w:rPr>
         <w:t xml:space="preserve"/>
       </w:r>
@@ -1254,13 +1315,11 @@
     </w:p>
     <w:p>
       <w:pPr>
-        <w:spacing w:after="120"/>
-      </w:pPr>
-      <w:r>
-        <w:rPr>
-          <w:rFonts w:ascii="Calibri" w:cs="Calibri" w:eastAsia="Calibri" w:hAnsi="Calibri"/>
-          <w:sz w:val="22"/>
-          <w:szCs w:val="22"/>
+        <w:spacing w:after="120" w:line="276"/>
+      </w:pPr>
+      <w:r>
+        <w:rPr>
+          <w:rFonts w:ascii="Calibri" w:cs="Calibri" w:eastAsia="Calibri" w:hAnsi="Calibri"/>
         </w:rPr>
         <w:t xml:space="preserve">We keep the following records so an auditor can see this document in use.</w:t>
       </w:r>
@@ -1272,13 +1331,11 @@
           <w:ilvl w:val="0"/>
           <w:numId w:val="2"/>
         </w:numPr>
-        <w:spacing w:after="60"/>
-      </w:pPr>
-      <w:r>
-        <w:rPr>
-          <w:rFonts w:ascii="Calibri" w:cs="Calibri" w:eastAsia="Calibri" w:hAnsi="Calibri"/>
-          <w:sz w:val="22"/>
-          <w:szCs w:val="22"/>
+        <w:spacing w:after="60" w:line="276"/>
+      </w:pPr>
+      <w:r>
+        <w:rPr>
+          <w:rFonts w:ascii="Calibri" w:cs="Calibri" w:eastAsia="Calibri" w:hAnsi="Calibri"/>
         </w:rPr>
         <w:t xml:space="preserve">Worker records: identity, right to work, pre-employment checks, qualifications and experience</w:t>
       </w:r>
@@ -1290,13 +1347,11 @@
           <w:ilvl w:val="0"/>
           <w:numId w:val="2"/>
         </w:numPr>
-        <w:spacing w:after="60"/>
-      </w:pPr>
-      <w:r>
-        <w:rPr>
-          <w:rFonts w:ascii="Calibri" w:cs="Calibri" w:eastAsia="Calibri" w:hAnsi="Calibri"/>
-          <w:sz w:val="22"/>
-          <w:szCs w:val="22"/>
+        <w:spacing w:after="60" w:line="276"/>
+      </w:pPr>
+      <w:r>
+        <w:rPr>
+          <w:rFonts w:ascii="Calibri" w:cs="Calibri" w:eastAsia="Calibri" w:hAnsi="Calibri"/>
         </w:rPr>
         <w:t xml:space="preserve">NDIS worker orientation module completion, professional development, infection control and PPE training records</w:t>
       </w:r>
@@ -1308,13 +1363,11 @@
           <w:ilvl w:val="0"/>
           <w:numId w:val="2"/>
         </w:numPr>
-        <w:spacing w:after="60"/>
-      </w:pPr>
-      <w:r>
-        <w:rPr>
-          <w:rFonts w:ascii="Calibri" w:cs="Calibri" w:eastAsia="Calibri" w:hAnsi="Calibri"/>
-          <w:sz w:val="22"/>
-          <w:szCs w:val="22"/>
+        <w:spacing w:after="60" w:line="276"/>
+      </w:pPr>
+      <w:r>
+        <w:rPr>
+          <w:rFonts w:ascii="Calibri" w:cs="Calibri" w:eastAsia="Calibri" w:hAnsi="Calibri"/>
         </w:rPr>
         <w:t xml:space="preserve">Worker screening clearance register with expiry dates</w:t>
       </w:r>
@@ -1326,13 +1379,11 @@
           <w:ilvl w:val="0"/>
           <w:numId w:val="2"/>
         </w:numPr>
-        <w:spacing w:after="60"/>
-      </w:pPr>
-      <w:r>
-        <w:rPr>
-          <w:rFonts w:ascii="Calibri" w:cs="Calibri" w:eastAsia="Calibri" w:hAnsi="Calibri"/>
-          <w:sz w:val="22"/>
-          <w:szCs w:val="22"/>
+        <w:spacing w:after="60" w:line="276"/>
+      </w:pPr>
+      <w:r>
+        <w:rPr>
+          <w:rFonts w:ascii="Calibri" w:cs="Calibri" w:eastAsia="Calibri" w:hAnsi="Calibri"/>
         </w:rPr>
         <w:t xml:space="preserve">Signed NDIS Code of Conduct acknowledgement for every worker</w:t>
       </w:r>
@@ -1353,15 +1404,13 @@
     </w:p>
     <w:p>
       <w:pPr>
-        <w:spacing w:after="120"/>
-      </w:pPr>
-      <w:r>
-        <w:rPr>
-          <w:rFonts w:ascii="Calibri" w:cs="Calibri" w:eastAsia="Calibri" w:hAnsi="Calibri"/>
-          <w:sz w:val="22"/>
-          <w:szCs w:val="22"/>
-        </w:rPr>
-        <w:t xml:space="preserve">We review this document every 12 months, after any incident or complaint that shows a gap, and when the Commission changes the rules it supports. Next review: 12 October 2027.</w:t>
+        <w:spacing w:after="120" w:line="276"/>
+      </w:pPr>
+      <w:r>
+        <w:rPr>
+          <w:rFonts w:ascii="Calibri" w:cs="Calibri" w:eastAsia="Calibri" w:hAnsi="Calibri"/>
+        </w:rPr>
+        <w:t xml:space="preserve">We review this document every 12 months, after any incident or complaint that shows a gap, and when the Commission changes the rules it supports. Next review: 14 October 2027.</w:t>
       </w:r>
     </w:p>
     <w:tbl>
@@ -1402,8 +1451,6 @@
                 <w:rFonts w:ascii="Calibri" w:cs="Calibri" w:eastAsia="Calibri" w:hAnsi="Calibri"/>
                 <w:b/>
                 <w:bCs/>
-                <w:sz w:val="22"/>
-                <w:szCs w:val="22"/>
               </w:rPr>
               <w:t xml:space="preserve">Role</w:t>
             </w:r>
@@ -1426,8 +1473,6 @@
                 <w:rFonts w:ascii="Calibri" w:cs="Calibri" w:eastAsia="Calibri" w:hAnsi="Calibri"/>
                 <w:b/>
                 <w:bCs/>
-                <w:sz w:val="22"/>
-                <w:szCs w:val="22"/>
               </w:rPr>
               <w:t xml:space="preserve">Does what</w:t>
             </w:r>
@@ -1450,8 +1495,6 @@
                 <w:rFonts w:ascii="Calibri" w:cs="Calibri" w:eastAsia="Calibri" w:hAnsi="Calibri"/>
                 <w:b/>
                 <w:bCs/>
-                <w:sz w:val="22"/>
-                <w:szCs w:val="22"/>
               </w:rPr>
               <w:t xml:space="preserve">When</w:t>
             </w:r>
@@ -1459,6 +1502,9 @@
         </w:tc>
       </w:tr>
       <w:tr>
+        <w:trPr>
+          <w:cantSplit/>
+        </w:trPr>
         <w:tc>
           <w:tcPr>
             <w:tcW w:type="dxa" w:w="3000"/>
@@ -1473,10 +1519,8 @@
             <w:r>
               <w:rPr>
                 <w:rFonts w:ascii="Calibri" w:cs="Calibri" w:eastAsia="Calibri" w:hAnsi="Calibri"/>
-                <w:sz w:val="22"/>
-                <w:szCs w:val="22"/>
-              </w:rPr>
-              <w:t xml:space="preserve">[Provider to complete: owner role]</w:t>
+              </w:rPr>
+              <w:t xml:space="preserve">Owner</w:t>
             </w:r>
           </w:p>
         </w:tc>
@@ -1494,8 +1538,6 @@
             <w:r>
               <w:rPr>
                 <w:rFonts w:ascii="Calibri" w:cs="Calibri" w:eastAsia="Calibri" w:hAnsi="Calibri"/>
-                <w:sz w:val="22"/>
-                <w:szCs w:val="22"/>
               </w:rPr>
               <w:t xml:space="preserve">Reviews and approves this document</w:t>
             </w:r>
@@ -1515,8 +1557,6 @@
             <w:r>
               <w:rPr>
                 <w:rFonts w:ascii="Calibri" w:cs="Calibri" w:eastAsia="Calibri" w:hAnsi="Calibri"/>
-                <w:sz w:val="22"/>
-                <w:szCs w:val="22"/>
               </w:rPr>
               <w:t xml:space="preserve">Every 12 months</w:t>
             </w:r>
@@ -1524,6 +1564,9 @@
         </w:tc>
       </w:tr>
       <w:tr>
+        <w:trPr>
+          <w:cantSplit/>
+        </w:trPr>
         <w:tc>
           <w:tcPr>
             <w:tcW w:type="dxa" w:w="3000"/>
@@ -1538,8 +1581,6 @@
             <w:r>
               <w:rPr>
                 <w:rFonts w:ascii="Calibri" w:cs="Calibri" w:eastAsia="Calibri" w:hAnsi="Calibri"/>
-                <w:sz w:val="22"/>
-                <w:szCs w:val="22"/>
               </w:rPr>
               <w:t xml:space="preserve">All workers</w:t>
             </w:r>
@@ -1559,8 +1600,6 @@
             <w:r>
               <w:rPr>
                 <w:rFonts w:ascii="Calibri" w:cs="Calibri" w:eastAsia="Calibri" w:hAnsi="Calibri"/>
-                <w:sz w:val="22"/>
-                <w:szCs w:val="22"/>
               </w:rPr>
               <w:t xml:space="preserve">Read the current version and follow it</w:t>
             </w:r>
@@ -1580,8 +1619,6 @@
             <w:r>
               <w:rPr>
                 <w:rFonts w:ascii="Calibri" w:cs="Calibri" w:eastAsia="Calibri" w:hAnsi="Calibri"/>
-                <w:sz w:val="22"/>
-                <w:szCs w:val="22"/>
               </w:rPr>
               <w:t xml:space="preserve">At induction and after each change</w:t>
             </w:r>
@@ -1591,13 +1628,11 @@
     </w:tbl>
     <w:p>
       <w:pPr>
-        <w:spacing w:after="120"/>
-      </w:pPr>
-      <w:r>
-        <w:rPr>
-          <w:rFonts w:ascii="Calibri" w:cs="Calibri" w:eastAsia="Calibri" w:hAnsi="Calibri"/>
-          <w:sz w:val="22"/>
-          <w:szCs w:val="22"/>
+        <w:spacing w:after="120" w:line="276"/>
+      </w:pPr>
+      <w:r>
+        <w:rPr>
+          <w:rFonts w:ascii="Calibri" w:cs="Calibri" w:eastAsia="Calibri" w:hAnsi="Calibri"/>
         </w:rPr>
         <w:t xml:space="preserve"/>
       </w:r>
@@ -1613,33 +1648,222 @@
           <w:b/>
           <w:bCs/>
         </w:rPr>
-        <w:t xml:space="preserve">About this document</w:t>
-      </w:r>
-    </w:p>
-    <w:p>
-      <w:pPr>
-        <w:spacing w:after="120"/>
-      </w:pPr>
-      <w:r>
-        <w:rPr>
-          <w:rFonts w:ascii="Calibri" w:cs="Calibri" w:eastAsia="Calibri" w:hAnsi="Calibri"/>
-          <w:sz w:val="22"/>
-          <w:szCs w:val="22"/>
-        </w:rPr>
-        <w:t xml:space="preserve">Readyline provides general information and document templates for your own review. It is not legal advice and does not take account of your specific circumstances. Seek legal advice if you are unsure how a requirement applies to you. Readyline is an independent service and is not affiliated with the National Disability Insurance Agency or the NDIS Quality and Safeguards Commission.</w:t>
-      </w:r>
-    </w:p>
-    <w:p>
-      <w:pPr>
-        <w:spacing w:after="120"/>
-      </w:pPr>
-      <w:r>
-        <w:rPr>
-          <w:rFonts w:ascii="Calibri" w:cs="Calibri" w:eastAsia="Calibri" w:hAnsi="Calibri"/>
-          <w:sz w:val="22"/>
-          <w:szCs w:val="22"/>
-        </w:rPr>
-        <w:t xml:space="preserve">First drafts of your documents are generated with AI from your questionnaire answers. You are responsible for reviewing, editing and adopting them before use.</w:t>
+        <w:t xml:space="preserve">Change log</w:t>
+      </w:r>
+    </w:p>
+    <w:p>
+      <w:pPr>
+        <w:spacing w:after="120" w:line="276"/>
+      </w:pPr>
+      <w:r>
+        <w:rPr>
+          <w:rFonts w:ascii="Calibri" w:cs="Calibri" w:eastAsia="Calibri" w:hAnsi="Calibri"/>
+        </w:rPr>
+        <w:t xml:space="preserve">We record every change to this document here and tell workers when a new version applies.</w:t>
+      </w:r>
+    </w:p>
+    <w:tbl>
+      <w:tblPr>
+        <w:tblW w:type="dxa" w:w="9000"/>
+        <w:tblBorders>
+          <w:top w:val="single" w:color="auto" w:sz="4"/>
+          <w:left w:val="single" w:color="auto" w:sz="4"/>
+          <w:bottom w:val="single" w:color="auto" w:sz="4"/>
+          <w:right w:val="single" w:color="auto" w:sz="4"/>
+          <w:insideH w:val="single" w:color="auto" w:sz="4"/>
+          <w:insideV w:val="single" w:color="auto" w:sz="4"/>
+        </w:tblBorders>
+      </w:tblPr>
+      <w:tblGrid>
+        <w:gridCol w:w="2250"/>
+        <w:gridCol w:w="2250"/>
+        <w:gridCol w:w="2250"/>
+        <w:gridCol w:w="2250"/>
+      </w:tblGrid>
+      <w:tr>
+        <w:trPr>
+          <w:tblHeader/>
+        </w:trPr>
+        <w:tc>
+          <w:tcPr>
+            <w:tcW w:type="dxa" w:w="2250"/>
+            <w:tcBorders>
+              <w:top w:val="single" w:color="999999" w:sz="4"/>
+              <w:left w:val="single" w:color="999999" w:sz="4"/>
+              <w:bottom w:val="single" w:color="999999" w:sz="4"/>
+              <w:right w:val="single" w:color="999999" w:sz="4"/>
+            </w:tcBorders>
+            <w:shd w:fill="EEEEEE" w:val="clear"/>
+          </w:tcPr>
+          <w:p>
+            <w:r>
+              <w:rPr>
+                <w:rFonts w:ascii="Calibri" w:cs="Calibri" w:eastAsia="Calibri" w:hAnsi="Calibri"/>
+                <w:b/>
+                <w:bCs/>
+              </w:rPr>
+              <w:t xml:space="preserve">Version</w:t>
+            </w:r>
+          </w:p>
+        </w:tc>
+        <w:tc>
+          <w:tcPr>
+            <w:tcW w:type="dxa" w:w="2250"/>
+            <w:tcBorders>
+              <w:top w:val="single" w:color="999999" w:sz="4"/>
+              <w:left w:val="single" w:color="999999" w:sz="4"/>
+              <w:bottom w:val="single" w:color="999999" w:sz="4"/>
+              <w:right w:val="single" w:color="999999" w:sz="4"/>
+            </w:tcBorders>
+            <w:shd w:fill="EEEEEE" w:val="clear"/>
+          </w:tcPr>
+          <w:p>
+            <w:r>
+              <w:rPr>
+                <w:rFonts w:ascii="Calibri" w:cs="Calibri" w:eastAsia="Calibri" w:hAnsi="Calibri"/>
+                <w:b/>
+                <w:bCs/>
+              </w:rPr>
+              <w:t xml:space="preserve">Date</w:t>
+            </w:r>
+          </w:p>
+        </w:tc>
+        <w:tc>
+          <w:tcPr>
+            <w:tcW w:type="dxa" w:w="2250"/>
+            <w:tcBorders>
+              <w:top w:val="single" w:color="999999" w:sz="4"/>
+              <w:left w:val="single" w:color="999999" w:sz="4"/>
+              <w:bottom w:val="single" w:color="999999" w:sz="4"/>
+              <w:right w:val="single" w:color="999999" w:sz="4"/>
+            </w:tcBorders>
+            <w:shd w:fill="EEEEEE" w:val="clear"/>
+          </w:tcPr>
+          <w:p>
+            <w:r>
+              <w:rPr>
+                <w:rFonts w:ascii="Calibri" w:cs="Calibri" w:eastAsia="Calibri" w:hAnsi="Calibri"/>
+                <w:b/>
+                <w:bCs/>
+              </w:rPr>
+              <w:t xml:space="preserve">What changed</w:t>
+            </w:r>
+          </w:p>
+        </w:tc>
+        <w:tc>
+          <w:tcPr>
+            <w:tcW w:type="dxa" w:w="2250"/>
+            <w:tcBorders>
+              <w:top w:val="single" w:color="999999" w:sz="4"/>
+              <w:left w:val="single" w:color="999999" w:sz="4"/>
+              <w:bottom w:val="single" w:color="999999" w:sz="4"/>
+              <w:right w:val="single" w:color="999999" w:sz="4"/>
+            </w:tcBorders>
+            <w:shd w:fill="EEEEEE" w:val="clear"/>
+          </w:tcPr>
+          <w:p>
+            <w:r>
+              <w:rPr>
+                <w:rFonts w:ascii="Calibri" w:cs="Calibri" w:eastAsia="Calibri" w:hAnsi="Calibri"/>
+                <w:b/>
+                <w:bCs/>
+              </w:rPr>
+              <w:t xml:space="preserve">By whom</w:t>
+            </w:r>
+          </w:p>
+        </w:tc>
+      </w:tr>
+      <w:tr>
+        <w:trPr>
+          <w:cantSplit/>
+        </w:trPr>
+        <w:tc>
+          <w:tcPr>
+            <w:tcW w:type="dxa" w:w="2250"/>
+            <w:tcBorders>
+              <w:top w:val="single" w:color="999999" w:sz="4"/>
+              <w:left w:val="single" w:color="999999" w:sz="4"/>
+              <w:bottom w:val="single" w:color="999999" w:sz="4"/>
+              <w:right w:val="single" w:color="999999" w:sz="4"/>
+            </w:tcBorders>
+          </w:tcPr>
+          <w:p>
+            <w:r>
+              <w:rPr>
+                <w:rFonts w:ascii="Calibri" w:cs="Calibri" w:eastAsia="Calibri" w:hAnsi="Calibri"/>
+              </w:rPr>
+              <w:t xml:space="preserve">review-pack</w:t>
+            </w:r>
+          </w:p>
+        </w:tc>
+        <w:tc>
+          <w:tcPr>
+            <w:tcW w:type="dxa" w:w="2250"/>
+            <w:tcBorders>
+              <w:top w:val="single" w:color="999999" w:sz="4"/>
+              <w:left w:val="single" w:color="999999" w:sz="4"/>
+              <w:bottom w:val="single" w:color="999999" w:sz="4"/>
+              <w:right w:val="single" w:color="999999" w:sz="4"/>
+            </w:tcBorders>
+          </w:tcPr>
+          <w:p>
+            <w:r>
+              <w:rPr>
+                <w:rFonts w:ascii="Calibri" w:cs="Calibri" w:eastAsia="Calibri" w:hAnsi="Calibri"/>
+              </w:rPr>
+              <w:t xml:space="preserve">14 October 2026</w:t>
+            </w:r>
+          </w:p>
+        </w:tc>
+        <w:tc>
+          <w:tcPr>
+            <w:tcW w:type="dxa" w:w="2250"/>
+            <w:tcBorders>
+              <w:top w:val="single" w:color="999999" w:sz="4"/>
+              <w:left w:val="single" w:color="999999" w:sz="4"/>
+              <w:bottom w:val="single" w:color="999999" w:sz="4"/>
+              <w:right w:val="single" w:color="999999" w:sz="4"/>
+            </w:tcBorders>
+          </w:tcPr>
+          <w:p>
+            <w:r>
+              <w:rPr>
+                <w:rFonts w:ascii="Calibri" w:cs="Calibri" w:eastAsia="Calibri" w:hAnsi="Calibri"/>
+              </w:rPr>
+              <w:t xml:space="preserve">First version, drafted from our questionnaire answers</w:t>
+            </w:r>
+          </w:p>
+        </w:tc>
+        <w:tc>
+          <w:tcPr>
+            <w:tcW w:type="dxa" w:w="2250"/>
+            <w:tcBorders>
+              <w:top w:val="single" w:color="999999" w:sz="4"/>
+              <w:left w:val="single" w:color="999999" w:sz="4"/>
+              <w:bottom w:val="single" w:color="999999" w:sz="4"/>
+              <w:right w:val="single" w:color="999999" w:sz="4"/>
+            </w:tcBorders>
+          </w:tcPr>
+          <w:p>
+            <w:r>
+              <w:rPr>
+                <w:rFonts w:ascii="Calibri" w:cs="Calibri" w:eastAsia="Calibri" w:hAnsi="Calibri"/>
+              </w:rPr>
+              <w:t xml:space="preserve">Jane Citizen</w:t>
+            </w:r>
+          </w:p>
+        </w:tc>
+      </w:tr>
+    </w:tbl>
+    <w:p>
+      <w:pPr>
+        <w:spacing w:after="120" w:line="276"/>
+      </w:pPr>
+      <w:r>
+        <w:rPr>
+          <w:rFonts w:ascii="Calibri" w:cs="Calibri" w:eastAsia="Calibri" w:hAnsi="Calibri"/>
+        </w:rPr>
+        <w:t xml:space="preserve"/>
       </w:r>
     </w:p>
     <w:sectPr>
@@ -1700,16 +1924,16 @@
     <w:r>
       <w:rPr>
         <w:rFonts w:ascii="Calibri" w:cs="Calibri" w:eastAsia="Calibri" w:hAnsi="Calibri"/>
-        <w:sz w:val="22"/>
-        <w:szCs w:val="22"/>
+        <w:sz w:val="24"/>
+        <w:szCs w:val="24"/>
       </w:rPr>
-      <w:t xml:space="preserve">Prepared with Readyline. Version review-pack. Page </w:t>
+      <w:t xml:space="preserve">NDIS Code of Conduct acknowledgement. Version review-pack. Draft prepared with Readyline. Page </w:t>
     </w:r>
     <w:r>
       <w:rPr>
         <w:rFonts w:ascii="Calibri" w:cs="Calibri" w:eastAsia="Calibri" w:hAnsi="Calibri"/>
-        <w:sz w:val="22"/>
-        <w:szCs w:val="22"/>
+        <w:sz w:val="24"/>
+        <w:szCs w:val="24"/>
       </w:rPr>
       <w:fldChar w:fldCharType="begin"/>
       <w:instrText xml:space="preserve">PAGE</w:instrText>
@@ -1719,16 +1943,16 @@
     <w:r>
       <w:rPr>
         <w:rFonts w:ascii="Calibri" w:cs="Calibri" w:eastAsia="Calibri" w:hAnsi="Calibri"/>
-        <w:sz w:val="22"/>
-        <w:szCs w:val="22"/>
+        <w:sz w:val="24"/>
+        <w:szCs w:val="24"/>
       </w:rPr>
       <w:t xml:space="preserve"> of </w:t>
     </w:r>
     <w:r>
       <w:rPr>
         <w:rFonts w:ascii="Calibri" w:cs="Calibri" w:eastAsia="Calibri" w:hAnsi="Calibri"/>
-        <w:sz w:val="22"/>
-        <w:szCs w:val="22"/>
+        <w:sz w:val="24"/>
+        <w:szCs w:val="24"/>
       </w:rPr>
       <w:fldChar w:fldCharType="begin"/>
       <w:instrText xml:space="preserve">NUMPAGES</w:instrText>
@@ -1785,8 +2009,8 @@
     <w:r>
       <w:rPr>
         <w:rFonts w:ascii="Calibri" w:cs="Calibri" w:eastAsia="Calibri" w:hAnsi="Calibri"/>
-        <w:sz w:val="22"/>
-        <w:szCs w:val="22"/>
+        <w:sz w:val="24"/>
+        <w:szCs w:val="24"/>
       </w:rPr>
       <w:t xml:space="preserve">Sunrise Supports: NDIS Code of Conduct acknowledgement</w:t>
     </w:r>
@@ -2009,11 +2233,16 @@
     <w:rPrDefault>
       <w:rPr>
         <w:rFonts w:ascii="Calibri" w:cs="Calibri" w:eastAsia="Calibri" w:hAnsi="Calibri"/>
-        <w:sz w:val="22"/>
-        <w:szCs w:val="22"/>
+        <w:sz w:val="24"/>
+        <w:szCs w:val="24"/>
       </w:rPr>
     </w:rPrDefault>
-    <w:pPrDefault/>
+    <w:pPrDefault>
+      <w:pPr>
+        <w:spacing w:after="120" w:line="276"/>
+        <w:jc w:val="left"/>
+      </w:pPr>
+    </w:pPrDefault>
   </w:docDefaults>
   <w:style w:type="paragraph" w:styleId="Normal" w:default="1">
     <w:name w:val="Normal"/>
@@ -2068,9 +2297,12 @@
     <w:next w:val="Normal"/>
     <w:qFormat/>
     <w:rPr>
-      <w:color w:val="2E74B5"/>
-      <w:sz w:val="26"/>
-      <w:szCs w:val="26"/>
+      <w:rFonts w:ascii="Calibri" w:cs="Calibri" w:eastAsia="Calibri" w:hAnsi="Calibri"/>
+      <w:b/>
+      <w:bCs/>
+      <w:color w:val="000000"/>
+      <w:sz w:val="24"/>
+      <w:szCs w:val="24"/>
     </w:rPr>
   </w:style>
   <w:style w:type="paragraph" w:styleId="Heading3">
